--- a/002-maze-madness/worksheets/week5-beginner.docx
+++ b/002-maze-madness/worksheets/week5-beginner.docx
@@ -13,7 +13,7 @@
           <w:b/>
           <w:sz w:val="40"/>
         </w:rPr>
-        <w:t>🧊 M002 Week 5 — English Worksheet (Beginner)</w:t>
+        <w:t>🧊 M002 Week 5 — Mini Cube Puzzle</w:t>
       </w:r>
     </w:p>
     <w:p>
@@ -55,7 +55,7 @@
         <w:t>Time:</w:t>
       </w:r>
       <w:r>
-        <w:t xml:space="preserve"> about 30 minutes</w:t>
+        <w:t xml:space="preserve"> about 25 minutes</w:t>
       </w:r>
     </w:p>
     <w:p>
@@ -64,25 +64,7 @@
         <w:keepLines/>
       </w:pPr>
       <w:r>
-        <w:t xml:space="preserve">This week you finish the </w:t>
-      </w:r>
-      <w:r>
-        <w:rPr>
-          <w:b/>
-        </w:rPr>
-        <w:t>mini cube</w:t>
-      </w:r>
-      <w:r>
-        <w:t xml:space="preserve">. You already have starter code that builds part of the cube. Keep the same pattern going until the cube is full — then the agent must </w:t>
-      </w:r>
-      <w:r>
-        <w:rPr>
-          <w:b/>
-        </w:rPr>
-        <w:t>break a hole in the top</w:t>
-      </w:r>
-      <w:r>
-        <w:t xml:space="preserve"> and climb out.</w:t>
+        <w:t>Finish the cube. Fill it, then break the top and climb out.</w:t>
       </w:r>
     </w:p>
     <w:p>
@@ -99,15 +81,6 @@
           <w:sz w:val="30"/>
         </w:rPr>
         <w:t>1 · Predict 🔮</w:t>
-      </w:r>
-    </w:p>
-    <w:p>
-      <w:pPr>
-        <w:keepNext/>
-        <w:keepLines/>
-      </w:pPr>
-      <w:r>
-        <w:t>Read the steps. Before you imagine the agent doing it, circle or write your answer.</w:t>
       </w:r>
     </w:p>
     <w:p>
@@ -139,22 +112,10 @@
         <w:rPr>
           <w:b/>
         </w:rPr>
-        <w:t>What does the agent leave behind? Circle one:</w:t>
+        <w:t>Circle one:</w:t>
       </w:r>
       <w:r>
-        <w:t xml:space="preserve"> a line of blocks · a tower · a hole</w:t>
-      </w:r>
-    </w:p>
-    <w:p>
-      <w:pPr>
-        <w:keepNext/>
-        <w:keepLines/>
-      </w:pPr>
-      <w:r>
-        <w:rPr>
-          <w:b/>
-        </w:rPr>
-        <w:t>How long is it?</w:t>
+        <w:t xml:space="preserve"> a line · a tower · a hole</w:t>
       </w:r>
     </w:p>
     <w:p>
@@ -223,10 +184,10 @@
         <w:rPr>
           <w:b/>
         </w:rPr>
-        <w:t>What does the agent do here? Circle one:</w:t>
+        <w:t>Circle one:</w:t>
       </w:r>
       <w:r>
-        <w:t xml:space="preserve"> climbs out through a hole · digs down · builds a wall</w:t>
+        <w:t xml:space="preserve"> climbs out · digs down · builds wall</w:t>
       </w:r>
     </w:p>
     <w:p>
@@ -281,40 +242,7 @@
           <w:color w:val="1A4D2E"/>
           <w:sz w:val="30"/>
         </w:rPr>
-        <w:t>2 · Find the Difference 🐛</w:t>
-      </w:r>
-    </w:p>
-    <w:p>
-      <w:pPr>
-        <w:keepNext/>
-        <w:keepLines/>
-      </w:pPr>
-      <w:r>
-        <w:t>Each pair shows clean steps first, then a broken version of the same idea. Circle what's different and write one short sentence about the bug.</w:t>
-      </w:r>
-    </w:p>
-    <w:p>
-      <w:pPr>
-        <w:keepNext/>
-        <w:keepLines/>
-      </w:pPr>
-      <w:r>
-        <w:rPr>
-          <w:b/>
-        </w:rPr>
-        <w:t>Pair A</w:t>
-      </w:r>
-      <w:r>
-        <w:t xml:space="preserve"> — The agent should finish the layer, </w:t>
-      </w:r>
-      <w:r>
-        <w:rPr>
-          <w:b/>
-        </w:rPr>
-        <w:t>then</w:t>
-      </w:r>
-      <w:r>
-        <w:t xml:space="preserve"> move up.</w:t>
+        <w:t>2 · Find the Bug 🐛</w:t>
       </w:r>
     </w:p>
     <w:p>
@@ -331,8 +259,6 @@
           <w:sz w:val="21"/>
         </w:rPr>
         <w:t># clean</w:t>
-        <w:br/>
-        <w:t>place block</w:t>
         <w:br/>
         <w:t>place block</w:t>
         <w:br/>
@@ -359,8 +285,6 @@
         <w:t>place block</w:t>
         <w:br/>
         <w:t>move up</w:t>
-        <w:br/>
-        <w:t>place block</w:t>
         <w:br/>
         <w:t>place block</w:t>
       </w:r>
@@ -420,24 +344,16 @@
       <w:pPr>
         <w:keepNext/>
         <w:keepLines/>
+        <w:pageBreakBefore/>
+        <w:spacing w:before="40" w:after="120"/>
       </w:pPr>
       <w:r>
         <w:rPr>
           <w:b/>
+          <w:color w:val="1A4D2E"/>
+          <w:sz w:val="30"/>
         </w:rPr>
-        <w:t>Pair B</w:t>
-      </w:r>
-      <w:r>
-        <w:t xml:space="preserve"> — To climb out, the agent must make the hole </w:t>
-      </w:r>
-      <w:r>
-        <w:rPr>
-          <w:b/>
-        </w:rPr>
-        <w:t>first</w:t>
-      </w:r>
-      <w:r>
-        <w:t>, then move into it.</w:t>
+        <w:t>3 · Fill the Gap ✏️</w:t>
       </w:r>
     </w:p>
     <w:p>
@@ -453,123 +369,7 @@
           <w:rFonts w:ascii="Consolas" w:hAnsi="Consolas" w:cs="Consolas"/>
           <w:sz w:val="21"/>
         </w:rPr>
-        <w:t># clean</w:t>
-        <w:br/>
-        <w:t>break block above</w:t>
-        <w:br/>
-        <w:t>move up</w:t>
-      </w:r>
-    </w:p>
-    <w:p>
-      <w:pPr>
-        <w:spacing w:before="40" w:after="160"/>
-        <w:ind w:left="288"/>
-        <w:keepNext/>
-        <w:keepLines/>
-        <w:shd w:val="clear" w:fill="F4F4F4"/>
-      </w:pPr>
-      <w:r>
-        <w:rPr>
-          <w:rFonts w:ascii="Consolas" w:hAnsi="Consolas" w:cs="Consolas"/>
-          <w:sz w:val="21"/>
-        </w:rPr>
-        <w:t># buggy</w:t>
-        <w:br/>
-        <w:t>move up</w:t>
-        <w:br/>
-        <w:t>break block above</w:t>
-      </w:r>
-    </w:p>
-    <w:p>
-      <w:pPr>
-        <w:keepNext/>
-        <w:keepLines/>
-      </w:pPr>
-      <w:r>
-        <w:rPr>
-          <w:b/>
-        </w:rPr>
-        <w:t>What is wrong? What does the buggy agent bump into?</w:t>
-      </w:r>
-    </w:p>
-    <w:p>
-      <w:pPr>
-        <w:spacing w:after="0" w:before="0" w:line="520" w:lineRule="exact"/>
-        <w:keepNext/>
-        <w:keepLines/>
-        <w:pBdr>
-          <w:bottom w:val="single" w:sz="6" w:space="1" w:color="C9C9C9"/>
-        </w:pBdr>
-      </w:pPr>
-      <w:r>
-        <w:t xml:space="preserve"> </w:t>
-      </w:r>
-    </w:p>
-    <w:p>
-      <w:pPr>
-        <w:spacing w:after="0" w:before="0" w:line="520" w:lineRule="exact"/>
-        <w:keepNext/>
-        <w:keepLines/>
-        <w:pBdr>
-          <w:bottom w:val="single" w:sz="6" w:space="1" w:color="C9C9C9"/>
-        </w:pBdr>
-      </w:pPr>
-      <w:r>
-        <w:t xml:space="preserve"> </w:t>
-      </w:r>
-    </w:p>
-    <w:p>
-      <w:pPr>
-        <w:spacing w:after="0" w:before="0" w:line="520" w:lineRule="exact"/>
-        <w:keepNext w:val="0"/>
-        <w:keepLines/>
-        <w:pBdr>
-          <w:bottom w:val="single" w:sz="6" w:space="1" w:color="C9C9C9"/>
-        </w:pBdr>
-      </w:pPr>
-      <w:r>
-        <w:t xml:space="preserve"> </w:t>
-      </w:r>
-    </w:p>
-    <w:p>
-      <w:pPr>
-        <w:keepNext/>
-        <w:keepLines/>
-        <w:pageBreakBefore/>
-        <w:spacing w:before="40" w:after="120"/>
-      </w:pPr>
-      <w:r>
-        <w:rPr>
-          <w:b/>
-          <w:color w:val="1A4D2E"/>
-          <w:sz w:val="30"/>
-        </w:rPr>
-        <w:t>3 · Fill the Gap ✏️</w:t>
-      </w:r>
-    </w:p>
-    <w:p>
-      <w:pPr>
-        <w:keepNext/>
-        <w:keepLines/>
-      </w:pPr>
-      <w:r>
-        <w:t>At the top, the agent needs a way out. One line is missing. Fill it in using the word bank.</w:t>
-      </w:r>
-    </w:p>
-    <w:p>
-      <w:pPr>
-        <w:spacing w:before="40" w:after="160"/>
-        <w:ind w:left="288"/>
-        <w:keepNext/>
-        <w:keepLines/>
-        <w:shd w:val="clear" w:fill="F4F4F4"/>
-      </w:pPr>
-      <w:r>
-        <w:rPr>
-          <w:rFonts w:ascii="Consolas" w:hAnsi="Consolas" w:cs="Consolas"/>
-          <w:sz w:val="21"/>
-        </w:rPr>
-        <w:t>[fill the last layer]</w:t>
+        <w:t>fill the layer</w:t>
         <w:br/>
         <w:t>____________</w:t>
         <w:br/>
@@ -630,7 +430,7 @@
         <w:rPr>
           <w:b/>
         </w:rPr>
-        <w:t>Write the missing line:</w:t>
+        <w:t>Missing line:</w:t>
       </w:r>
     </w:p>
     <w:p>
@@ -694,7 +494,7 @@
         <w:keepLines/>
       </w:pPr>
       <w:r>
-        <w:t xml:space="preserve">Open this week's world. You will find the </w:t>
+        <w:t xml:space="preserve">Open this week's world. Find the </w:t>
       </w:r>
       <w:r>
         <w:rPr>
@@ -703,7 +503,7 @@
         <w:t>mini cube starter</w:t>
       </w:r>
       <w:r>
-        <w:t xml:space="preserve"> — some of the cube is already built.</w:t>
+        <w:t>.</w:t>
       </w:r>
     </w:p>
     <w:p>
@@ -717,16 +517,7 @@
         <w:t xml:space="preserve">1.  </w:t>
       </w:r>
       <w:r>
-        <w:t xml:space="preserve">Keep the </w:t>
-      </w:r>
-      <w:r>
-        <w:rPr>
-          <w:b/>
-        </w:rPr>
-        <w:t>same pattern</w:t>
-      </w:r>
-      <w:r>
-        <w:t xml:space="preserve"> the starter uses.</w:t>
+        <w:t>Keep the same pattern.</w:t>
       </w:r>
     </w:p>
     <w:p>
@@ -740,16 +531,7 @@
         <w:t xml:space="preserve">2.  </w:t>
       </w:r>
       <w:r>
-        <w:t xml:space="preserve">Repeat it until the </w:t>
-      </w:r>
-      <w:r>
-        <w:rPr>
-          <w:b/>
-        </w:rPr>
-        <w:t>whole cube is filled</w:t>
-      </w:r>
-      <w:r>
-        <w:t>.</w:t>
+        <w:t>Fill the whole cube.</w:t>
       </w:r>
     </w:p>
     <w:p>
@@ -763,16 +545,7 @@
         <w:t xml:space="preserve">3.  </w:t>
       </w:r>
       <w:r>
-        <w:t xml:space="preserve">Make sure the agent </w:t>
-      </w:r>
-      <w:r>
-        <w:rPr>
-          <w:b/>
-        </w:rPr>
-        <w:t>breaks a hole in the top</w:t>
-      </w:r>
-      <w:r>
-        <w:t xml:space="preserve"> and climbs out.</w:t>
+        <w:t>Break a hole in the top and climb out.</w:t>
       </w:r>
     </w:p>
     <w:p>
@@ -781,7 +554,7 @@
         <w:keepLines/>
       </w:pPr>
       <w:r>
-        <w:t>When you finish, come back here. Send a photo or video of the finished cube (and the hole in the top!), then explain what you did. Use these sentence starters — write 2 or 3 sentences.</w:t>
+        <w:t>Send a photo or video. Then finish:</w:t>
       </w:r>
     </w:p>
     <w:p>
@@ -796,7 +569,7 @@
           <w:i/>
           <w:color w:val="444444"/>
         </w:rPr>
-        <w:t>To keep building, I …</w:t>
+        <w:t>To build, I …</w:t>
       </w:r>
     </w:p>
     <w:p>
@@ -811,248 +584,7 @@
           <w:i/>
           <w:color w:val="444444"/>
         </w:rPr>
-        <w:t>I made the hole in the top by …</w:t>
-      </w:r>
-    </w:p>
-    <w:p>
-      <w:pPr>
-        <w:keepNext/>
-        <w:keepLines/>
-        <w:spacing w:after="60"/>
-        <w:ind w:left="504"/>
-      </w:pPr>
-      <w:r>
-        <w:rPr>
-          <w:i/>
-          <w:color w:val="444444"/>
-        </w:rPr>
-        <w:t>One tricky moment was when …</w:t>
-      </w:r>
-    </w:p>
-    <w:p>
-      <w:pPr>
-        <w:spacing w:after="0" w:before="0" w:line="520" w:lineRule="exact"/>
-        <w:keepNext/>
-        <w:keepLines/>
-        <w:pBdr>
-          <w:bottom w:val="single" w:sz="6" w:space="1" w:color="C9C9C9"/>
-        </w:pBdr>
-      </w:pPr>
-      <w:r>
-        <w:t xml:space="preserve"> </w:t>
-      </w:r>
-    </w:p>
-    <w:p>
-      <w:pPr>
-        <w:spacing w:after="0" w:before="0" w:line="520" w:lineRule="exact"/>
-        <w:keepNext/>
-        <w:keepLines/>
-        <w:pBdr>
-          <w:bottom w:val="single" w:sz="6" w:space="1" w:color="C9C9C9"/>
-        </w:pBdr>
-      </w:pPr>
-      <w:r>
-        <w:t xml:space="preserve"> </w:t>
-      </w:r>
-    </w:p>
-    <w:p>
-      <w:pPr>
-        <w:spacing w:after="0" w:before="0" w:line="520" w:lineRule="exact"/>
-        <w:keepNext/>
-        <w:keepLines/>
-        <w:pBdr>
-          <w:bottom w:val="single" w:sz="6" w:space="1" w:color="C9C9C9"/>
-        </w:pBdr>
-      </w:pPr>
-      <w:r>
-        <w:t xml:space="preserve"> </w:t>
-      </w:r>
-    </w:p>
-    <w:p>
-      <w:pPr>
-        <w:spacing w:after="0" w:before="0" w:line="520" w:lineRule="exact"/>
-        <w:keepNext/>
-        <w:keepLines/>
-        <w:pBdr>
-          <w:bottom w:val="single" w:sz="6" w:space="1" w:color="C9C9C9"/>
-        </w:pBdr>
-      </w:pPr>
-      <w:r>
-        <w:t xml:space="preserve"> </w:t>
-      </w:r>
-    </w:p>
-    <w:p>
-      <w:pPr>
-        <w:spacing w:after="0" w:before="0" w:line="520" w:lineRule="exact"/>
-        <w:keepNext/>
-        <w:keepLines/>
-        <w:pBdr>
-          <w:bottom w:val="single" w:sz="6" w:space="1" w:color="C9C9C9"/>
-        </w:pBdr>
-      </w:pPr>
-      <w:r>
-        <w:t xml:space="preserve"> </w:t>
-      </w:r>
-    </w:p>
-    <w:p>
-      <w:pPr>
-        <w:spacing w:after="0" w:before="0" w:line="520" w:lineRule="exact"/>
-        <w:keepNext/>
-        <w:keepLines/>
-        <w:pBdr>
-          <w:bottom w:val="single" w:sz="6" w:space="1" w:color="C9C9C9"/>
-        </w:pBdr>
-      </w:pPr>
-      <w:r>
-        <w:t xml:space="preserve"> </w:t>
-      </w:r>
-    </w:p>
-    <w:p>
-      <w:pPr>
-        <w:spacing w:after="0" w:before="0" w:line="520" w:lineRule="exact"/>
-        <w:keepNext/>
-        <w:keepLines/>
-        <w:pBdr>
-          <w:bottom w:val="single" w:sz="6" w:space="1" w:color="C9C9C9"/>
-        </w:pBdr>
-      </w:pPr>
-      <w:r>
-        <w:t xml:space="preserve"> </w:t>
-      </w:r>
-    </w:p>
-    <w:p>
-      <w:pPr>
-        <w:spacing w:after="0" w:before="0" w:line="520" w:lineRule="exact"/>
-        <w:keepNext/>
-        <w:keepLines/>
-        <w:pBdr>
-          <w:bottom w:val="single" w:sz="6" w:space="1" w:color="C9C9C9"/>
-        </w:pBdr>
-      </w:pPr>
-      <w:r>
-        <w:t xml:space="preserve"> </w:t>
-      </w:r>
-    </w:p>
-    <w:p>
-      <w:pPr>
-        <w:spacing w:after="0" w:before="0" w:line="520" w:lineRule="exact"/>
-        <w:keepNext w:val="0"/>
-        <w:keepLines/>
-        <w:pBdr>
-          <w:bottom w:val="single" w:sz="6" w:space="1" w:color="C9C9C9"/>
-        </w:pBdr>
-      </w:pPr>
-      <w:r>
-        <w:t xml:space="preserve"> </w:t>
-      </w:r>
-    </w:p>
-    <w:p>
-      <w:pPr>
-        <w:keepNext/>
-        <w:keepLines/>
-        <w:pageBreakBefore/>
-        <w:spacing w:before="40" w:after="120"/>
-      </w:pPr>
-      <w:r>
-        <w:rPr>
-          <w:b/>
-          <w:color w:val="1A4D2E"/>
-          <w:sz w:val="30"/>
-        </w:rPr>
-        <w:t>5 · Record Your Walkthrough 🎥</w:t>
-      </w:r>
-    </w:p>
-    <w:p>
-      <w:pPr>
-        <w:keepNext/>
-        <w:keepLines/>
-      </w:pPr>
-      <w:r>
-        <w:t xml:space="preserve">Take a video on your phone (or a parent's phone) while the agent builds the cube. Talk like you are teaching a friend. Try to use these words: </w:t>
-      </w:r>
-      <w:r>
-        <w:rPr>
-          <w:b/>
-        </w:rPr>
-        <w:t>cube</w:t>
-      </w:r>
-      <w:r>
-        <w:t xml:space="preserve">, </w:t>
-      </w:r>
-      <w:r>
-        <w:rPr>
-          <w:b/>
-        </w:rPr>
-        <w:t>layer</w:t>
-      </w:r>
-      <w:r>
-        <w:t xml:space="preserve">, </w:t>
-      </w:r>
-      <w:r>
-        <w:rPr>
-          <w:b/>
-        </w:rPr>
-        <w:t>pattern</w:t>
-      </w:r>
-      <w:r>
-        <w:t xml:space="preserve">, </w:t>
-      </w:r>
-      <w:r>
-        <w:rPr>
-          <w:b/>
-        </w:rPr>
-        <w:t>hole</w:t>
-      </w:r>
-      <w:r>
-        <w:t>.</w:t>
-      </w:r>
-    </w:p>
-    <w:p>
-      <w:pPr>
-        <w:keepNext/>
-        <w:keepLines/>
-        <w:spacing w:after="60"/>
-        <w:ind w:left="864"/>
-      </w:pPr>
-      <w:r>
-        <w:t>1.  Show the starter cube before you run your code.</w:t>
-      </w:r>
-    </w:p>
-    <w:p>
-      <w:pPr>
-        <w:keepNext/>
-        <w:keepLines/>
-        <w:spacing w:after="60"/>
-        <w:ind w:left="864"/>
-      </w:pPr>
-      <w:r>
-        <w:t>2.  Run your code and watch the cube fill up.</w:t>
-      </w:r>
-    </w:p>
-    <w:p>
-      <w:pPr>
-        <w:keepNext/>
-        <w:keepLines/>
-        <w:spacing w:after="60"/>
-        <w:ind w:left="864"/>
-      </w:pPr>
-      <w:r>
-        <w:t>3.  Show the agent breaking the hole in the top and climbing out.</w:t>
-      </w:r>
-    </w:p>
-    <w:p>
-      <w:pPr>
-        <w:keepNext/>
-        <w:keepLines/>
-      </w:pPr>
-      <w:r>
-        <w:rPr>
-          <w:b/>
-        </w:rPr>
-        <w:t>Write what you will say in your video.</w:t>
-      </w:r>
-      <w:r>
-        <w:t xml:space="preserve"> You can read from it while filming.</w:t>
+        <w:t>I made the hole by …</w:t>
       </w:r>
     </w:p>
     <w:p>
